--- a/分地市周报报表工具-使用说明书.docx
+++ b/分地市周报报表工具-使用说明书.docx
@@ -88,7 +88,7 @@
           <w:rFonts w:ascii="Calibri" w:hAnsi="Calibri" w:eastAsia="微软雅黑"/>
           <w:b w:val="0"/>
         </w:rPr>
-        <w:t>统计口径：用户数（单位：万）与流量（单位：T）均取各周 7 天的日均值进行对比（增量 = 本周日均 − 上周日均，增幅 = 增量 ÷ 上周日均，占比 = 该地市本周日均 ÷ 全省本周日均）。图表按增幅升序排列，增幅最低的地市在最左侧、最高的在最右侧。期末总用户数取两周各自最后一天（期末）的全省总用户数，增减额 = 本周最后一天 − 上周最后一天。流量附表另含月均DOU列：月均DOU(GB) = 本周日均流量 ÷ 本周日均用户数 × 当月天数（1T 按 1024GB 折算，月天数取本周最后一天所在月份）。</w:t>
+        <w:t>统计口径：用户数（单位：万）与流量（单位：T）均取各周 7 天的日均值进行对比（增量 = 本周日均 − 上周日均，增幅 = 增量 ÷ 上周日均，占比 = 该地市本周日均 ÷ 全省本周日均）。图表按增幅升序排列，增幅最低的地市在最左侧、最高的在最右侧。期末总用户数取两周各自最后一天（期末）的全省总用户数，增减额 = 本周最后一天 − 上周最后一天。流量附表另含月均DOU列：月均DOU(GB) = 本周日均流量 ÷ 本周日均用户数 × 当月天数（1T 按 1024GB 折算，月天数取本周多数天所在月份）。</w:t>
       </w:r>
     </w:p>
     <w:p>
